--- a/minhchung/Minhchứng_B22DCAT028_GeometricATK.docx
+++ b/minhchung/Minhchứng_B22DCAT028_GeometricATK.docx
@@ -1750,6 +1750,8 @@
       <w:pPr>
         <w:spacing w:before="120"/>
       </w:pPr>
+      <w:bookmarkStart w:id="2" w:name="_GoBack"/>
+      <w:bookmarkEnd w:id="2"/>
     </w:p>
     <w:p>
       <w:pPr>
@@ -1787,7 +1789,7 @@
           <w:i/>
         </w:rPr>
       </w:pPr>
-      <w:bookmarkStart w:id="2" w:name="_Hlk230240943"/>
+      <w:bookmarkStart w:id="3" w:name="_Hlk230240943"/>
       <w:r>
         <w:rPr>
           <w:rFonts w:ascii="Courier New" w:eastAsia="Courier New" w:hAnsi="Courier New" w:cs="Courier New"/>
@@ -1795,7 +1797,7 @@
         </w:rPr>
         <w:t>python3 geometric_attack.py &lt;input_file&gt; &lt;output_dir&gt;</w:t>
       </w:r>
-      <w:bookmarkEnd w:id="2"/>
+      <w:bookmarkEnd w:id="3"/>
     </w:p>
     <w:p>
       <w:pPr>
@@ -1814,7 +1816,7 @@
           <w:i/>
         </w:rPr>
       </w:pPr>
-      <w:bookmarkStart w:id="3" w:name="_Hlk230240954"/>
+      <w:bookmarkStart w:id="4" w:name="_Hlk230240954"/>
       <w:r>
         <w:rPr>
           <w:rFonts w:ascii="Courier New" w:eastAsia="Courier New" w:hAnsi="Courier New" w:cs="Courier New"/>
@@ -1843,7 +1845,7 @@
         </w:rPr>
         <w:t>_results/</w:t>
       </w:r>
-      <w:bookmarkEnd w:id="3"/>
+      <w:bookmarkEnd w:id="4"/>
     </w:p>
     <w:p>
       <w:pPr>
@@ -1967,7 +1969,7 @@
         <w:jc w:val="left"/>
       </w:pPr>
       <w:r>
-        <w:t>geometric _results/attack_rotated.png — ảnh bị xoay 1 độ.</w:t>
+        <w:t>geometric_results/attack_rotated.png — ảnh bị xoay 1 độ.</w:t>
       </w:r>
     </w:p>
     <w:p>
@@ -2031,7 +2033,10 @@
         <w:jc w:val="left"/>
       </w:pPr>
       <w:r>
-        <w:t>geometric _results/attack_cropped.png — ảnh bị cắt 5% mỗi cạnh, resize về kích thước cũ.</w:t>
+        <w:t>geometric_results/attack_cropped.png — ảnh bị cắt 5% mỗi cạnh, resize về kích thước cũ</w:t>
+      </w:r>
+      <w:r>
+        <w:t>.</w:t>
       </w:r>
     </w:p>
     <w:p>
@@ -2094,7 +2099,7 @@
         <w:jc w:val="left"/>
       </w:pPr>
       <w:r>
-        <w:t>geometric _results/attack_scaled.png — ảnh bị thu nhỏ 90% rồi phóng to lại.</w:t>
+        <w:t>geometric_results/attack_scaled.png — ảnh bị thu nhỏ 90% rồi phóng to lại.</w:t>
       </w:r>
     </w:p>
     <w:p>
@@ -2735,7 +2740,7 @@
           <w:i/>
         </w:rPr>
       </w:pPr>
-      <w:bookmarkStart w:id="4" w:name="_Hlk230241112"/>
+      <w:bookmarkStart w:id="5" w:name="_Hlk230241112"/>
       <w:r>
         <w:rPr>
           <w:rFonts w:ascii="Courier New" w:eastAsia="Courier New" w:hAnsi="Courier New" w:cs="Courier New"/>
@@ -2948,7 +2953,7 @@
         </w:rPr>
         <w:t>python3 giautin.py origin.png logo.png stego_a1.png 0.1</w:t>
       </w:r>
-      <w:bookmarkEnd w:id="4"/>
+      <w:bookmarkEnd w:id="5"/>
     </w:p>
     <w:p>
       <w:pPr>
@@ -3054,6 +3059,7 @@
       <w:r>
         <w:rPr>
           <w:i/>
+          <w:noProof/>
         </w:rPr>
         <w:drawing>
           <wp:inline distT="0" distB="0" distL="0" distR="0" wp14:anchorId="79E086A9" wp14:editId="55B301D6">
@@ -3121,16 +3127,7 @@
           <w:rFonts w:ascii="Courier New" w:eastAsia="Courier New" w:hAnsi="Courier New" w:cs="Courier New"/>
           <w:i/>
         </w:rPr>
-        <w:t>stoplab image-stego</w:t>
-      </w:r>
-      <w:bookmarkStart w:id="5" w:name="_GoBack"/>
-      <w:bookmarkEnd w:id="5"/>
-      <w:r>
-        <w:rPr>
-          <w:rFonts w:ascii="Courier New" w:eastAsia="Courier New" w:hAnsi="Courier New" w:cs="Courier New"/>
-          <w:i/>
-        </w:rPr>
-        <w:t>-geometric-attack</w:t>
+        <w:t>stoplab image-stego-geometric-attack</w:t>
       </w:r>
     </w:p>
     <w:p>
@@ -7404,7 +7401,7 @@
 </file>
 
 <file path=customXml/itemProps1.xml><?xml version="1.0" encoding="utf-8"?>
-<ds:datastoreItem xmlns:ds="http://schemas.openxmlformats.org/officeDocument/2006/customXml" ds:itemID="{B9D96FDE-B331-4815-A938-FA211E1AA280}">
+<ds:datastoreItem xmlns:ds="http://schemas.openxmlformats.org/officeDocument/2006/customXml" ds:itemID="{64780C7B-B65B-4650-BB86-A880456FEC32}">
   <ds:schemaRefs>
     <ds:schemaRef ds:uri="http://schemas.openxmlformats.org/officeDocument/2006/bibliography"/>
   </ds:schemaRefs>
